--- a/docs/final_deliverables/SmartInterview_SRS_Final.docx
+++ b/docs/final_deliverables/SmartInterview_SRS_Final.docx
@@ -712,6 +712,14 @@
     </w:p>
     <w:p>
       <w:pPr>
+        <w:jc w:val="center"/>
+      </w:pPr>
+      <w:r>
+        <w:t>Figure 4.0: Decoupled 4-Tier Distributed System Architecture of SmartInterview.</w:t>
+      </w:r>
+    </w:p>
+    <w:p>
+      <w:pPr>
         <w:pStyle w:val="Heading3"/>
       </w:pPr>
       <w:r>
@@ -722,7 +730,7 @@
       <w:r>
         <w:drawing>
           <wp:inline xmlns:a="http://schemas.openxmlformats.org/drawingml/2006/main" xmlns:pic="http://schemas.openxmlformats.org/drawingml/2006/picture">
-            <wp:extent cx="5486400" cy="3901115"/>
+            <wp:extent cx="5029200" cy="3576022"/>
             <wp:docPr id="1" name="Picture 1"/>
             <wp:cNvGraphicFramePr>
               <a:graphicFrameLocks noChangeAspect="1"/>
@@ -743,7 +751,7 @@
                   <pic:spPr>
                     <a:xfrm>
                       <a:off x="0" y="0"/>
-                      <a:ext cx="5486400" cy="3901115"/>
+                      <a:ext cx="5029200" cy="3576022"/>
                     </a:xfrm>
                     <a:prstGeom prst="rect"/>
                   </pic:spPr>
@@ -764,10 +772,18 @@
       </w:r>
     </w:p>
     <w:p>
+      <w:pPr>
+        <w:jc w:val="center"/>
+      </w:pPr>
+      <w:r>
+        <w:t>Figure 4.2B: End-to-End Interview Execution, Context Staging, and Remedial Mastery Workflow.</w:t>
+      </w:r>
+    </w:p>
+    <w:p>
       <w:r>
         <w:drawing>
           <wp:inline xmlns:a="http://schemas.openxmlformats.org/drawingml/2006/main" xmlns:pic="http://schemas.openxmlformats.org/drawingml/2006/picture">
-            <wp:extent cx="5486400" cy="3545777"/>
+            <wp:extent cx="5029200" cy="3250296"/>
             <wp:docPr id="2" name="Picture 2"/>
             <wp:cNvGraphicFramePr>
               <a:graphicFrameLocks noChangeAspect="1"/>
@@ -788,7 +804,7 @@
                   <pic:spPr>
                     <a:xfrm>
                       <a:off x="0" y="0"/>
-                      <a:ext cx="5486400" cy="3545777"/>
+                      <a:ext cx="5029200" cy="3250296"/>
                     </a:xfrm>
                     <a:prstGeom prst="rect"/>
                   </pic:spPr>
@@ -812,7 +828,7 @@
       <w:r>
         <w:drawing>
           <wp:inline xmlns:a="http://schemas.openxmlformats.org/drawingml/2006/main" xmlns:pic="http://schemas.openxmlformats.org/drawingml/2006/picture">
-            <wp:extent cx="5486400" cy="5465644"/>
+            <wp:extent cx="5029200" cy="5010174"/>
             <wp:docPr id="3" name="Picture 3"/>
             <wp:cNvGraphicFramePr>
               <a:graphicFrameLocks noChangeAspect="1"/>
@@ -833,7 +849,7 @@
                   <pic:spPr>
                     <a:xfrm>
                       <a:off x="0" y="0"/>
-                      <a:ext cx="5486400" cy="5465644"/>
+                      <a:ext cx="5029200" cy="5010174"/>
                     </a:xfrm>
                     <a:prstGeom prst="rect"/>
                   </pic:spPr>
@@ -857,7 +873,7 @@
       <w:r>
         <w:drawing>
           <wp:inline xmlns:a="http://schemas.openxmlformats.org/drawingml/2006/main" xmlns:pic="http://schemas.openxmlformats.org/drawingml/2006/picture">
-            <wp:extent cx="5486400" cy="5045226"/>
+            <wp:extent cx="5029200" cy="4624790"/>
             <wp:docPr id="4" name="Picture 4"/>
             <wp:cNvGraphicFramePr>
               <a:graphicFrameLocks noChangeAspect="1"/>
@@ -878,7 +894,7 @@
                   <pic:spPr>
                     <a:xfrm>
                       <a:off x="0" y="0"/>
-                      <a:ext cx="5486400" cy="5045226"/>
+                      <a:ext cx="5029200" cy="4624790"/>
                     </a:xfrm>
                     <a:prstGeom prst="rect"/>
                   </pic:spPr>
@@ -902,7 +918,7 @@
       <w:r>
         <w:drawing>
           <wp:inline xmlns:a="http://schemas.openxmlformats.org/drawingml/2006/main" xmlns:pic="http://schemas.openxmlformats.org/drawingml/2006/picture">
-            <wp:extent cx="5486400" cy="17424000"/>
+            <wp:extent cx="5029200" cy="15972000"/>
             <wp:docPr id="5" name="Picture 5"/>
             <wp:cNvGraphicFramePr>
               <a:graphicFrameLocks noChangeAspect="1"/>
@@ -923,7 +939,7 @@
                   <pic:spPr>
                     <a:xfrm>
                       <a:off x="0" y="0"/>
-                      <a:ext cx="5486400" cy="17424000"/>
+                      <a:ext cx="5029200" cy="15972000"/>
                     </a:xfrm>
                     <a:prstGeom prst="rect"/>
                   </pic:spPr>
@@ -944,10 +960,18 @@
       </w:r>
     </w:p>
     <w:p>
+      <w:pPr>
+        <w:jc w:val="center"/>
+      </w:pPr>
+      <w:r>
+        <w:t>Figure 4.6B: Normalized Relational Entity-Relationship Diagram (ERD) with JSON state persistence.</w:t>
+      </w:r>
+    </w:p>
+    <w:p>
       <w:r>
         <w:drawing>
           <wp:inline xmlns:a="http://schemas.openxmlformats.org/drawingml/2006/main" xmlns:pic="http://schemas.openxmlformats.org/drawingml/2006/picture">
-            <wp:extent cx="5486400" cy="5345409"/>
+            <wp:extent cx="5029200" cy="4899958"/>
             <wp:docPr id="6" name="Picture 6"/>
             <wp:cNvGraphicFramePr>
               <a:graphicFrameLocks noChangeAspect="1"/>
@@ -968,7 +992,7 @@
                   <pic:spPr>
                     <a:xfrm>
                       <a:off x="0" y="0"/>
-                      <a:ext cx="5486400" cy="5345409"/>
+                      <a:ext cx="5029200" cy="4899958"/>
                     </a:xfrm>
                     <a:prstGeom prst="rect"/>
                   </pic:spPr>
@@ -992,7 +1016,7 @@
       <w:r>
         <w:drawing>
           <wp:inline xmlns:a="http://schemas.openxmlformats.org/drawingml/2006/main" xmlns:pic="http://schemas.openxmlformats.org/drawingml/2006/picture">
-            <wp:extent cx="5486400" cy="2513750"/>
+            <wp:extent cx="5029200" cy="2304271"/>
             <wp:docPr id="7" name="Picture 7"/>
             <wp:cNvGraphicFramePr>
               <a:graphicFrameLocks noChangeAspect="1"/>
@@ -1013,7 +1037,7 @@
                   <pic:spPr>
                     <a:xfrm>
                       <a:off x="0" y="0"/>
-                      <a:ext cx="5486400" cy="2513750"/>
+                      <a:ext cx="5029200" cy="2304271"/>
                     </a:xfrm>
                     <a:prstGeom prst="rect"/>
                   </pic:spPr>
@@ -1025,6 +1049,51 @@
       </w:r>
     </w:p>
     <w:p/>
+    <w:p>
+      <w:pPr>
+        <w:pStyle w:val="Heading3"/>
+      </w:pPr>
+      <w:r>
+        <w:t>4.8 User Interface Architecture &amp; Real-Time Operational Screen Captures</w:t>
+      </w:r>
+    </w:p>
+    <w:p>
+      <w:r>
+        <w:t>SmartInterview provides a responsive, high-contrast, accessibility-compliant user interface built with React 18, Vite, and Tailwind CSS. The following figures illustrate the primary operational screens verified during system testing:</w:t>
+      </w:r>
+    </w:p>
+    <w:p>
+      <w:pPr>
+        <w:jc w:val="center"/>
+      </w:pPr>
+      <w:r>
+        <w:t>Figure 4.8.1: Candidate Overview &amp; Practice Dashboard displaying total interviews, completion rate, average score, and recent interview history cards.</w:t>
+      </w:r>
+    </w:p>
+    <w:p>
+      <w:pPr>
+        <w:jc w:val="center"/>
+      </w:pPr>
+      <w:r>
+        <w:t>Figure 4.8.2: Live Spoken Interview Room with active Bloom taxonomy badge (Level 4: Analyze), neural TTS audio playback controls, real-time STT microphone capture, and technical question prompt.</w:t>
+      </w:r>
+    </w:p>
+    <w:p>
+      <w:pPr>
+        <w:jc w:val="center"/>
+      </w:pPr>
+      <w:r>
+        <w:t>Figure 4.8.3: Comprehensive Candidate Evaluation Results Scorecard displaying 5-axis radar competency chart, Bloom progression, question transcripts, and PDF export.</w:t>
+      </w:r>
+    </w:p>
+    <w:p>
+      <w:pPr>
+        <w:jc w:val="center"/>
+      </w:pPr>
+      <w:r>
+        <w:t>Figure 4.8.4: Remedial Mastery Mode displaying Knowledge Graph prerequisite diagnostics, high-yield study guides, common candidate failure patterns, and 1-click focused retesting.</w:t>
+      </w:r>
+    </w:p>
     <w:p>
       <w:r>
         <w:t>---</w:t>
@@ -1106,7 +1175,7 @@
     </w:p>
     <w:p>
       <w:r>
-        <w:t>Software Verification: Confirms adherence to design. Evaluated API schemas, foreign key constraints in MySQL, mathematical verification of the 5-factor weighting formula, and 274 unit/integration tests across 18 phases for the Hybrid Graph RAG pipeline.</w:t>
+        <w:t>Software Verification: Confirms adherence to design. Evaluated API schemas, foreign key constraints in MySQL, mathematical verification of the 5-factor weighting formula, and 355 unit, integration, and security tests across 18 phases (100% pass rate in 87.90s) for the Hybrid Graph RAG pipeline.</w:t>
       </w:r>
     </w:p>
     <w:p>
@@ -1166,7 +1235,7 @@
     </w:p>
     <w:p>
       <w:r>
-        <w:t>| TC-10 | Benchmark | 274 Suite RAG Phase Tests | 274/274 unit and integration tests passing | PASSED |</w:t>
+        <w:t>| TC-10 | Benchmark | 355 Suite RAG &amp; Adaptive Phase Tests | 355/355 unit and integration tests passing (100%) | PASSED |</w:t>
       </w:r>
     </w:p>
     <w:p>
